--- a/public/materialy/1L/2/_ucitel/1. Operační systém - plán hodiny.docx
+++ b/public/materialy/1L/2/_ucitel/1. Operační systém - plán hodiny.docx
@@ -1724,6 +1724,29 @@
       </w:r>
       <w:r>
         <w:t>dokážou bez nápovědy najít konkrétní položku v Nastavení a vysvětlit kamarádovi, kde ji našli.</w:t>
+      </w:r>
+    </w:p>
+    <w:p>
+      <w:pPr>
+        <w:pStyle w:val="Odstavecseseznamem"/>
+        <w:numPr>
+          <w:ilvl w:val="0"/>
+          <w:numId w:val="2"/>
+        </w:numPr>
+        <w:spacing w:after="40"/>
+      </w:pPr>
+      <w:r>
+        <w:rPr>
+          <w:b/>
+          <w:bCs/>
+        </w:rPr>
+        <w:t xml:space="preserve">Bonus Totéž, jinak. </w:t>
+      </w:r>
+      <w:r>
+        <w:rPr>
+          <w:bCs/>
+        </w:rPr>
+        <w:t>Rychlíkům nabídni virtuální Mac (karelhlas.vercel.app/macos), skupinu úloh Okno není program, asi 10 minut. Cílem není ovládat Mac, ale uvidět, že věci jako „zavřít okno = ukončit program“ jsou jen zvyk jednoho systému. Úlohy se odškrtávají samy, výsledky ti žák pošle kódem postupu.</w:t>
       </w:r>
     </w:p>
     <w:p>

--- a/public/materialy/1L/2/_ucitel/1. Operační systém - plán hodiny.docx
+++ b/public/materialy/1L/2/_ucitel/1. Operační systém - plán hodiny.docx
@@ -32,7 +32,7 @@
           <w:sz w:val="26"/>
           <w:szCs w:val="26"/>
         </w:rPr>
-        <w:t>Úvod do informatiky a digitální gramotnost • 1. ročník SPŠ • 45 minut</w:t>
+        <w:t>Úvod do informatiky a digitální gramotnost • střední škola • 45 minut</w:t>
       </w:r>
     </w:p>
     <w:p>
@@ -265,7 +265,7 @@
                 <w:sz w:val="21"/>
                 <w:szCs w:val="21"/>
               </w:rPr>
-              <w:t>1. ročník, střední průmyslová škola (strojní a stavební obory)</w:t>
+              <w:t>kterýkoli ročník SŠ podle ŠVP (vzniklo pro strojní a stavební obory SPŠ)</w:t>
             </w:r>
           </w:p>
         </w:tc>
